--- a/resume/output/Youness-Jellouli.docx
+++ b/resume/output/Youness-Jellouli.docx
@@ -406,6 +406,34 @@
         <w:pStyle w:val="ListBullet"/>
         <w:spacing w:before="0" w:after="0" w:line="283" w:lineRule="auto"/>
       </w:pPr>
+      <w:hyperlink r:id="rId20">
+        <w:r>
+          <w:rPr>
+            <w:color w:val="2B7FFF"/>
+            <w:u w:val="single"/>
+            <w:sz w:val="20"/>
+            <w:szCs w:val="20"/>
+            <w:rFonts w:ascii="Times New Roman" w:hAnsi="Times New Roman"/>
+          </w:rPr>
+          <w:t xml:space="preserve">ValetPass</w:t>
+        </w:r>
+      </w:hyperlink>
+      <w:r>
+        <w:rPr>
+          <w:rFonts w:ascii="Times New Roman" w:hAnsi="Times New Roman" w:eastAsia="Times New Roman"/>
+          <w:b w:val="0"/>
+          <w:i w:val="0"/>
+          <w:color w:val="2E3D50"/>
+          <w:sz w:val="20"/>
+        </w:rPr>
+        <w:t xml:space="preserve"> — valet digital pour hôtels: pass Wallet, QR à l'arrivée, demande de véhicule en temps réel.</w:t>
+      </w:r>
+    </w:p>
+    <w:p>
+      <w:pPr>
+        <w:pStyle w:val="ListBullet"/>
+        <w:spacing w:before="0" w:after="0" w:line="283" w:lineRule="auto"/>
+      </w:pPr>
       <w:hyperlink r:id="rId15">
         <w:r>
           <w:rPr>
@@ -426,7 +454,7 @@
           <w:color w:val="2E3D50"/>
           <w:sz w:val="20"/>
         </w:rPr>
-        <w:t xml:space="preserve"> - Travaillé sur une application web moderne de planification médicale et de gestion de profils, fournissant des composants réutilisables pour la disponibilité des médecins, la prise de rendez-vous et les profils des patients, avec une interface utilisateur claire et réactive.</w:t>
+        <w:t xml:space="preserve"> — planification médicale, profils et composants réutilisables (disponibilité, rendez-vous, patients).</w:t>
       </w:r>
     </w:p>
     <w:p>
@@ -580,7 +608,7 @@
         </w:rPr>
         <w:t xml:space="preserve">, and </w:t>
       </w:r>
-      <w:hyperlink r:id="rId20">
+      <w:hyperlink r:id="rId21">
         <w:r>
           <w:rPr>
             <w:color w:val="2B7FFF"/>

--- a/resume/output/Youness-Jellouli.docx
+++ b/resume/output/Youness-Jellouli.docx
@@ -259,7 +259,7 @@
             <w:szCs w:val="20"/>
             <w:rFonts w:ascii="Times New Roman" w:hAnsi="Times New Roman"/>
           </w:rPr>
-          <w:t xml:space="preserve">AppartAli</w:t>
+          <w:t xml:space="preserve">ValetPass</w:t>
         </w:r>
       </w:hyperlink>
       <w:r>
@@ -281,7 +281,7 @@
             <w:szCs w:val="20"/>
             <w:rFonts w:ascii="Times New Roman" w:hAnsi="Times New Roman"/>
           </w:rPr>
-          <w:t xml:space="preserve">AVSM Club</w:t>
+          <w:t xml:space="preserve">AppartAli</w:t>
         </w:r>
       </w:hyperlink>
       <w:r>
@@ -406,7 +406,7 @@
         <w:pStyle w:val="ListBullet"/>
         <w:spacing w:before="0" w:after="0" w:line="283" w:lineRule="auto"/>
       </w:pPr>
-      <w:hyperlink r:id="rId20">
+      <w:hyperlink r:id="rId16">
         <w:r>
           <w:rPr>
             <w:color w:val="2B7FFF"/>
@@ -608,7 +608,7 @@
         </w:rPr>
         <w:t xml:space="preserve">, and </w:t>
       </w:r>
-      <w:hyperlink r:id="rId21">
+      <w:hyperlink r:id="rId20">
         <w:r>
           <w:rPr>
             <w:color w:val="2B7FFF"/>
@@ -1009,7 +1009,7 @@
       <w:pPr>
         <w:spacing w:before="60" w:after="0" w:line="252" w:lineRule="auto"/>
       </w:pPr>
-      <w:hyperlink r:id="rId16">
+      <w:hyperlink r:id="rId17">
         <w:r>
           <w:rPr>
             <w:color w:val="2B7FFF"/>
@@ -1052,7 +1052,7 @@
       <w:pPr>
         <w:spacing w:before="60" w:after="0" w:line="252" w:lineRule="auto"/>
       </w:pPr>
-      <w:hyperlink r:id="rId17">
+      <w:hyperlink r:id="rId16">
         <w:r>
           <w:rPr>
             <w:color w:val="2B7FFF"/>
@@ -1061,7 +1061,7 @@
             <w:szCs w:val="22"/>
             <w:rFonts w:ascii="Times New Roman" w:hAnsi="Times New Roman"/>
           </w:rPr>
-          <w:t xml:space="preserve">AVSM Club</w:t>
+          <w:t xml:space="preserve">ValetPass</w:t>
         </w:r>
       </w:hyperlink>
       <w:r>
@@ -1072,7 +1072,7 @@
           <w:color w:val="2E3D50"/>
           <w:sz w:val="18"/>
         </w:rPr>
-        <w:t xml:space="preserve">  ·  Next.js, TypeScript, Tailwind CSS</w:t>
+        <w:t xml:space="preserve">  ·  TypeScript, JavaScript</w:t>
       </w:r>
     </w:p>
     <w:p>
@@ -1088,7 +1088,7 @@
           <w:color w:val="2E3D50"/>
           <w:sz w:val="20"/>
         </w:rPr>
-        <w:t>Site du club avec CMS admin, matchs, actualités, effectifs et galeries.</w:t>
+        <w:t>Valet digital pour hôtels: pass Wallet, QR à l'arrivée, demande de véhicule en temps réel.</w:t>
       </w:r>
     </w:p>
     <w:p>
